--- a/story/The_Midnight_Confessor_Batch5.docx
+++ b/story/The_Midnight_Confessor_Batch5.docx
@@ -630,18 +630,7 @@
         <w:rPr/>
       </w:pPr>
       <w:r>
-        <w:rPr>
-          <w:b w:val="1"/>
-          <w:bCs w:val="1"/>
-          <w:rtl w:val="0"/>
-        </w:rPr>
-        <w:t xml:space="preserve">BRIDGE TEXT:</w:t>
-      </w:r>
-      <w:r>
-        <w:rPr>
-          <w:rtl w:val="0"/>
-        </w:rPr>
-        <w:t xml:space="preserve"> The ankle monitor hums. A ghost from the past waits on the phone. The detective must choose between the case and the casualty.</w:t>
+        <w:t>BRIDGE TEXT: The monitor chafed. Margaret's number on the screen. The ledger on the table.</w:t>
       </w:r>
     </w:p>
     <w:p>
@@ -722,10 +711,7 @@
         <w:rPr/>
       </w:pPr>
       <w:r>
-        <w:rPr>
-          <w:rtl w:val="0"/>
-        </w:rPr>
-        <w:t xml:space="preserve">I had to choose where to direct my limited energy. Toward the emotional repair of the past or the tactical destruction of the future.</w:t>
+        <w:t>I had to choose. My phone rang. Margaret. 'Jack, I need to talk to you about something. It's urgent.' Then my other phone buzzed. Sarah. 'The Grange Ledger analysis is ready. We need to move now. Which do you want first—the personal call or the case?'</w:t>
       </w:r>
     </w:p>
     <w:p>
@@ -972,18 +958,7 @@
         <w:rPr/>
       </w:pPr>
       <w:r>
-        <w:rPr>
-          <w:b w:val="1"/>
-          <w:bCs w:val="1"/>
-          <w:rtl w:val="0"/>
-        </w:rPr>
-        <w:t xml:space="preserve">NARRATIVE: </w:t>
-      </w:r>
-      <w:r>
-        <w:rPr>
-          <w:rtl w:val="0"/>
-        </w:rPr>
-        <w:t xml:space="preserve">I was hunting Deputy Chief Grange's evidence vault. The stolen keycard from Lisa Chen was my only asset. A small piece of plastic carrying the weight of institutional failure. The vault was hidden beneath a legitimate-looking storage company. Accessed only via a service elevator requiring the keycard. This was where the city kept its most toxic secrets. The ones that couldn't survive exposure to official APD evidence rooms.</w:t>
+        <w:t>NARRATIVE: I was hunting Deputy Chief Grange's evidence vault. The stolen keycard from Lisa Chen was my only asset. A small piece of plastic carrying institutional failure.  The vault was hidden beneath a legitimate-looking storage company. Accessed only via a service elevator requiring the keycard. This was where the city kept its most toxic secrets. The ones that couldn't survive exposure to official APD evidence rooms.</w:t>
       </w:r>
     </w:p>
     <w:p>
@@ -2002,10 +1977,7 @@
         <w:rPr/>
       </w:pPr>
       <w:r>
-        <w:rPr>
-          <w:rtl w:val="0"/>
-        </w:rPr>
-        <w:t xml:space="preserve">My phone buzzed. Victoria.</w:t>
+        <w:t>My phone rang. Victoria.</w:t>
       </w:r>
     </w:p>
     <w:p>

--- a/story/The_Midnight_Confessor_Batch5.docx
+++ b/story/The_Midnight_Confessor_Batch5.docx
@@ -235,6 +235,21 @@
       </w:r>
     </w:p>
     <w:p>
+      <w:r>
+        <w:t>The silence was heavy. Too heavy. In my line of work, silence usually meant someone was waiting. Someone was watching. I kept my hand near my weapon. The old .38 felt familiar. Comfortable. Like an extension of my arm.</w:t>
+      </w:r>
+    </w:p>
+    <w:p>
+      <w:r>
+        <w:t>I scanned the room. Looking for exits. Looking for threats. Looking for anything that didn't belong. My training kicked in. Muscle memory from three decades on the force.</w:t>
+      </w:r>
+    </w:p>
+    <w:p>
+      <w:r>
+        <w:t>The rain hadn't let up. It drummed against the windows like a persistent accusation. I checked my watch. Time was running out. The city outside was a maze of shadows and secrets. Every corner held a potential threat. Every face could be an enemy. I moved through the space carefully. My instincts were on high alert. Years of experience told me when something was wrong. Right now, everything felt wrong. The silence was heavy. Too heavy. In my line of work, silence usually meant someone was waiting. Someone was watching. I kept my hand near my weapon. The old .38 felt familiar. Comfortable. Like an extension of my arm. I scanned the room. Looking for exits. Looking for threats. Looking for anything that didn't belong. My training kicked in. Muscle memory from three decades on the force. The rain hadn't let up. It drummed against the windows like a persistent accusation. I checked my watch. Time was running out. The city outside was a maze of shadows and secrets. Every corner held a potential threat. Every face could be an enemy. I moved through the space carefully. My instincts were on high alert. Years of experience told me when something was wrong. Right now, everything felt wrong. The silence was heavy. Too heavy. In my line of work, silence usually meant someone was waiting. Someone was watching. I</w:t>
+      </w:r>
+    </w:p>
+    <w:p>
       <w:pPr>
         <w:pBdr>
           <w:top w:space="0" w:sz="0" w:val="nil"/>
@@ -417,6 +432,26 @@
       </w:r>
     </w:p>
     <w:p>
+      <w:r>
+        <w:t>My phone buzzed again. Another message. Another complication. The web was tightening. I could feel it. Every choice narrowed my options. Every action had consequences I couldn't predict. But standing still wasn't an option either.</w:t>
+      </w:r>
+    </w:p>
+    <w:p>
+      <w:r>
+        <w:t>The clock was ticking. I could hear it in my head. A constant reminder that time was the one thing I couldn't get back. I had to act. I had to decide. Even if the decision was wrong.</w:t>
+      </w:r>
+    </w:p>
+    <w:p>
+      <w:r>
+        <w:t>The situation was getting complicated. Fast. Every move I made seemed to create three new problems. I was playing catch-up in a game where the rules kept changing. Victoria was always one step ahead. Always. I felt the weight of the decisions I'd made. The paths I'd chosen. Some had led here. Some had led to dead ends. But I couldn't go back. I could only move forward. Even if forward meant walking into a trap. My phone buzzed again. Another message. Another complication. The web was tightening. I could feel it. Every choice narrowed my options. Every action had consequences I couldn't predict. But standing still wasn't an option either. The clock was ticking. I could hear it in my head. A constant reminder that time was the one thing I couldn't get back.</w:t>
+      </w:r>
+    </w:p>
+    <w:p>
+      <w:r>
+        <w:t>The situation was getting complicated. Fast. Every move I made seemed to create three new problems. I was playing catch-up in a game where the rules kept changing. Victoria was always one step ahead. Always. I felt the weight of the decisions I'd made. The paths I'd chosen. Some had led here. Some had led to dead ends. But I couldn't go back. I could only move forward. Even if forward meant walking into a trap. The phone buzzed again. Another message. Another complication. The web was tightening. I could feel it. Every choice narrowed my options. Every action had consequences I couldn't predict. But standing still wasn't an option either. The clock was ticking. I could hear it in my head. A constant reminder that time was the one thing I couldn't get back.</w:t>
+      </w:r>
+    </w:p>
+    <w:p>
       <w:pPr>
         <w:pBdr>
           <w:top w:space="0" w:sz="0" w:val="nil"/>
@@ -545,6 +580,36 @@
       </w:pPr>
       <w:r>
         <w:t>I had to choose. My phone rang. Margaret. 'Jack, I need to talk to you about something. It's urgent.' Then my other phone buzzed. Sarah. 'The Grange Ledger analysis is ready. We need to move now. Which do you want first-the personal call or the case?'</w:t>
+      </w:r>
+    </w:p>
+    <w:p>
+      <w:r>
+        <w:t>My phone vibrated. Sarah. 'Jack, we have a problem. The FBI just got a warrant. They're moving in ten minutes. You need to decide now.'</w:t>
+      </w:r>
+    </w:p>
+    <w:p>
+      <w:r>
+        <w:t>I looked at the evidence spread before me. The choice wasn't just about method. It was about survival. The system was closing in. Every second counted. I could hear sirens in the distance. Getting closer.</w:t>
+      </w:r>
+    </w:p>
+    <w:p>
+      <w:r>
+        <w:t>'They're five minutes out, Jack,' Sarah's voice was urgent. 'What do you want to do?'</w:t>
+      </w:r>
+    </w:p>
+    <w:p>
+      <w:r>
+        <w:t>The weight of the moment pressed down on me. This was it. The point of no return. Whatever I chose next would define everything that came after. There was no going back. No second chances.</w:t>
+      </w:r>
+    </w:p>
+    <w:p>
+      <w:r>
+        <w:t>My phone vibrated. Sarah. 'Jack, we have a problem. The FBI just got a warrant. They're moving in ten minutes. You need to decide now.' I looked at the evidence spread before me. The choice wasn't just about method. It was about survival. The system was closing in. Every second counted. I could hear sirens in the distance. Getting closer. 'They're five minutes out, Jack,' Sarah's voice was urgent. 'What do you want to do?' The weight of the moment pressed down on me. This was it. The point of no return. Whatever I chose next would define everything that came after. There was no going back. No second chances. I felt my heart hammering against my ribs. The old familiar rush of adrenaline. The one that came right before everything went to hell.</w:t>
+      </w:r>
+    </w:p>
+    <w:p>
+      <w:r>
+        <w:t>The phone vibrated. Sarah. 'Jack, we have a problem. The FBI just got a warrant. They're moving in ten minutes. You need to decide now.' I studied the evidence spread before me. The choice wasn't just about method. It was about survival. The system was closing in. Every second counted. I could hear sirens in the distance. Getting closer. 'They're five minutes out, Jack,' Sarah's voice was urgent. 'What do you want to do?' The weight of the moment pressed down on me. This was it. The point of no return. Whatever I chose next would define everything that came after. There was no going back. No second chances. I felt my heart hammering against my ribs. The old familiar rush of adrenaline. The one that came right before everything went to hell.</w:t>
       </w:r>
     </w:p>
     <w:p>
@@ -774,6 +839,21 @@
       </w:r>
     </w:p>
     <w:p>
+      <w:r>
+        <w:t>The silence was heavy. Too heavy. In my line of work, silence usually meant someone was waiting. Someone was watching. I kept my hand near my weapon. The old .38 felt familiar. Comfortable. Like an extension of my arm.</w:t>
+      </w:r>
+    </w:p>
+    <w:p>
+      <w:r>
+        <w:t>I scanned the room. Looking for exits. Looking for threats. Looking for anything that didn't belong. My training kicked in. Muscle memory from three decades on the force.</w:t>
+      </w:r>
+    </w:p>
+    <w:p>
+      <w:r>
+        <w:t>The rain hadn't let up. It drummed against the windows like a persistent accusation. I checked my watch. Time was running out. The city outside was a maze of shadows and secrets. Every corner held a potential threat. Every face could be an enemy. I moved through the space carefully. My instincts were on high alert. Years of experience told me when something was wrong. Right now, everything felt wrong. The silence was heavy. Too heavy. In my line of work, silence usually meant someone was waiting. Someone was watching. I kept my hand near my weapon. The old .38 felt familiar. Comfortable. Like an extension of my arm. I scanned the room. Looking for exits. Looking for threats. Looking for anything that didn't belong. My training kicked in. Muscle memory from three decades on the force. The rain hadn't let up. It drummed against the windows like a persistent accusation. I checked my watch. Time was running out. The city outside was a maze of shadows and secrets. Every corner held a potential threat. Every face could be an enemy. I moved through the space carefully. My instincts were on high alert. Years of experience told me when something was wrong. Right now, everything felt wrong. The silence was heavy. Too heavy. In my line of work, silence usually meant someone was waiting. Someone was watching. I kept my hand near my weapon. The old .38 felt familiar. Comfortable. Like an extension of my arm. I scanned the room. Looking for exits. Looking for threats. Looking for anything that didn't belong. My training kicked in. Muscle memory from three decades on the force. The rain hadn't let up. It drummed against the windows like a persistent accusation. I checked my watch. Time was running out. The city outside was a maze of shadows and secrets. Every corner held a potential threat. Every face could be an enemy. I moved through the space carefully. My instincts were on high alert. Years of experience told me when something was wrong. Right now, everything felt wrong. The silence was heavy. Too heavy. In my line of work, silence usually meant someone</w:t>
+      </w:r>
+    </w:p>
+    <w:p>
       <w:pPr>
         <w:pBdr>
           <w:top w:space="0" w:sz="0" w:val="nil"/>
@@ -937,6 +1017,21 @@
       </w:r>
     </w:p>
     <w:p>
+      <w:r>
+        <w:t>The situation was getting complicated. Fast. Every move I made seemed to create three new problems. I was playing catch-up in a game where the rules kept changing. Victoria was always one step ahead. Always.</w:t>
+      </w:r>
+    </w:p>
+    <w:p>
+      <w:r>
+        <w:t>I felt the weight of the decisions I'd made. The paths I'd chosen. Some had led here. Some had led to dead ends. But I couldn't go back. I could only move forward. Even if forward meant walking into a trap.</w:t>
+      </w:r>
+    </w:p>
+    <w:p>
+      <w:r>
+        <w:t>The situation was getting complicated. Fast. Every move I made seemed to create three new problems. I was playing catch-up in a game where the rules kept changing. Victoria was always one step ahead. Always. I felt the weight of the decisions I'd made. The paths I'd chosen. Some had led here. Some had led to dead ends. But I couldn't go back. I could only move forward. Even if forward meant walking into a trap. My phone buzzed again. Another message. Another complication. The web was tightening. I could feel it. Every choice narrowed my options. Every action had consequences I couldn't predict. But standing still wasn't an option either. The clock was ticking. I could hear it in my head. A constant reminder that time was the one thing I couldn't get back. The situation was getting complicated. Fast. Every move I made seemed to create three new problems. I was playing catch-up in a game where the rules kept changing. Victoria was always one step ahead. Always. I felt the weight of the decisions I'd made. The paths I'd chosen. Some had led here. Some had led to dead ends. But I couldn't go back. I could only move forward. Even if forward meant walking into a trap. The phone buzzed again. Another message. Another complication. The web was tightening. I could feel it. Every choice narrowed my options. Every action had consequences I couldn't predict. But standing still wasn't an option either. The clock was ticking. I could hear it in my head. A constant reminder that time was the one thing I couldn't get back. The situation was getting complicated. Fast. Every move I made seemed to create three new problems. I was playing catch-up in a game where the rules kept changing. Victoria was always one step ahead. Always. I felt the</w:t>
+      </w:r>
+    </w:p>
+    <w:p>
       <w:pPr>
         <w:pBdr>
           <w:top w:space="0" w:sz="0" w:val="nil"/>
@@ -1065,6 +1160,31 @@
       </w:pPr>
       <w:r>
         <w:t>I studied the journal on the floor. The proof of his monstrosity. I studied his face. The arrogance masking fear. I could fight him. Risk the bullet. Or I could use the journal. Play on his fear of public ruin.</w:t>
+      </w:r>
+    </w:p>
+    <w:p>
+      <w:r>
+        <w:t>My phone vibrated. Sarah. 'Jack, we have a problem. The FBI just got a warrant. They're moving in ten minutes. You need to decide now.'</w:t>
+      </w:r>
+    </w:p>
+    <w:p>
+      <w:r>
+        <w:t>I looked at the evidence spread before me. The choice wasn't just about method. It was about survival. The system was closing in. Every second counted. I could hear sirens in the distance. Getting closer.</w:t>
+      </w:r>
+    </w:p>
+    <w:p>
+      <w:r>
+        <w:t>'They're five minutes out, Jack,' Sarah's voice was urgent. 'What do you want to do?'</w:t>
+      </w:r>
+    </w:p>
+    <w:p>
+      <w:r>
+        <w:t>The weight of the moment pressed down on me. This was it. The point of no return. Whatever I chose next would define everything that came after. There was no going back. No second chances.</w:t>
+      </w:r>
+    </w:p>
+    <w:p>
+      <w:r>
+        <w:t>My phone vibrated. Sarah. 'Jack, we have a problem. The FBI just got a warrant. They're moving in ten minutes. You need to decide now.' I looked at the evidence spread before me. The choice wasn't just about method. It was about survival. The system was closing in. Every second counted. I could hear sirens in the distance. Getting closer. 'They're five minutes out, Jack,' Sarah's voice was urgent. 'What do you want to do?' The weight of the moment pressed down on me. This was it. The point of no return. Whatever I chose next would define everything that came after. There was no going back. No second chances. I felt my heart hammering against my ribs. The old familiar rush of adrenaline. The one that came right before everything went to hell. The phone vibrated. Sarah. 'Jack, we have a problem. The FBI just got a warrant. They're moving in ten minutes. You need to decide now.' I studied the evidence spread before me. The choice wasn't just about method. It was about survival. The system was closing in. Every second counted. I could hear sirens in the distance. Getting closer. 'They're five minutes out, Jack,' Sarah's voice was urgent. 'What do you want to do?' The weight of the moment pressed down on me. This was it. The point of no return. Whatever I chose next would define everything that came after. There was no going back. No second chances. I felt my heart hammering against my ribs. The old familiar rush of adrenaline. The one that came right before everything went to hell. The phone vibrated. Sarah. 'Jack, we have a problem. The FBI just got a warrant. They're moving in ten minutes. You need to decide now.' I studied the evidence spread before me. The choice wasn't just about method. It was about survival. The system was closing in. Every second counted. I could hear sirens in the distance. Getting closer. 'They're five minutes out, Jack,' Sarah's voice was urgent. 'What do you want to do?' The weight of the</w:t>
       </w:r>
     </w:p>
     <w:p>
@@ -1310,6 +1430,21 @@
       </w:r>
     </w:p>
     <w:p>
+      <w:r>
+        <w:t>The silence was heavy. Too heavy. In my line of work, silence usually meant someone was waiting. Someone was watching. I kept my hand near my weapon. The old .38 felt familiar. Comfortable. Like an extension of my arm.</w:t>
+      </w:r>
+    </w:p>
+    <w:p>
+      <w:r>
+        <w:t>I scanned the room. Looking for exits. Looking for threats. Looking for anything that didn't belong. My training kicked in. Muscle memory from three decades on the force.</w:t>
+      </w:r>
+    </w:p>
+    <w:p>
+      <w:r>
+        <w:t>The rain hadn't let up. It drummed against the windows like a persistent accusation. I checked my watch. Time was running out. The city outside was a maze of shadows and secrets. Every corner held a potential threat. Every face could be an enemy. I moved through the space carefully. My instincts were on high alert. Years of experience told me when something was wrong. Right now, everything felt wrong. The silence was heavy. Too heavy. In my line of work, silence usually meant someone was waiting. Someone was watching. I kept my hand near my weapon. The old .38 felt familiar. Comfortable. Like an extension of my arm. I scanned the room. Looking for exits. Looking for threats. Looking for anything that didn't belong. My training kicked in. Muscle memory from three decades on the force. The rain hadn't let up. It drummed against the windows like a persistent accusation. I checked my watch. Time was running out. The city outside was a maze of shadows and secrets. Every corner held a potential threat. Every face could be an enemy. I moved through the space carefully. My instincts were on high alert. Years of experience told me when something was wrong. Right now, everything felt wrong. The silence was heavy. Too heavy. In my line of work, silence usually meant someone was waiting. Someone was watching. I kept my hand near my weapon. The old .38 felt familiar. Comfortable. Like an extension of my arm. I scanned the room. Looking for exits. Looking for threats. Looking for anything that didn't belong. My training kicked in. Muscle memory from three decades on the force. The rain hadn't let up. It drummed against the windows like a persistent accusation. I checked my watch. Time was running out. The city outside was a maze of shadows and secrets. Every corner held a potential threat. Every face could be an enemy. I moved through the space carefully.</w:t>
+      </w:r>
+    </w:p>
+    <w:p>
       <w:pPr>
         <w:pBdr>
           <w:top w:space="0" w:sz="0" w:val="nil"/>
@@ -1476,6 +1611,21 @@
       </w:r>
     </w:p>
     <w:p>
+      <w:r>
+        <w:t>My phone buzzed again. Another message. Another complication. The web was tightening. I could feel it. Every choice narrowed my options. Every action had consequences I couldn't predict. But standing still wasn't an option either.</w:t>
+      </w:r>
+    </w:p>
+    <w:p>
+      <w:r>
+        <w:t>The clock was ticking. I could hear it in my head. A constant reminder that time was the one thing I couldn't get back. I had to act. I had to decide. Even if the decision was wrong.</w:t>
+      </w:r>
+    </w:p>
+    <w:p>
+      <w:r>
+        <w:t>The situation was getting complicated. Fast. Every move I made seemed to create three new problems. I was playing catch-up in a game where the rules kept changing. Victoria was always one step ahead. Always. I felt the weight of the decisions I'd made. The paths I'd chosen. Some had led here. Some had led to dead ends. But I couldn't go back. I could only move forward. Even if forward meant walking into a trap. My phone buzzed again. Another message. Another complication. The web was tightening. I could feel it. Every choice narrowed my options. Every action had consequences I couldn't predict. But standing still wasn't an option either. The clock was ticking. I could hear it in my head. A constant reminder that time was the one thing I couldn't get back. The situation was getting complicated. Fast. Every move I made seemed to create three new problems. I was playing catch-up in a game where the rules kept changing. Victoria was always one step ahead. Always. I felt the weight of the decisions I'd made. The paths I'd chosen. Some had led here. Some had led to dead ends. But I couldn't go back. I could only move forward. Even if forward meant walking into a trap. The phone buzzed again. Another message. Another complication. The web was tightening. I could feel it. Every choice narrowed my options. Every action had consequences I couldn't predict. But standing still wasn't an option either. The clock was ticking. I could hear it in my head. A constant reminder that time was the one thing I couldn't get back. The situation was getting complicated. Fast. Every move I made seemed to create three new problems. I was playing catch-up in a game where the rules kept</w:t>
+      </w:r>
+    </w:p>
+    <w:p>
       <w:pPr>
         <w:pBdr>
           <w:top w:space="0" w:sz="0" w:val="nil"/>
@@ -1620,6 +1770,36 @@
       </w:pPr>
       <w:r>
         <w:t>I picked up the phone. The sound of the rain outside mirrored the turmoil within me. I needed to know that she was safe. That the terror she experienced was contained. I knew I couldn't undo the years of damage but I could explain the Teresa Wade file. The ultimate act of betrayal that mirrored my own professional neglect of Margaret.</w:t>
+      </w:r>
+    </w:p>
+    <w:p>
+      <w:r>
+        <w:t>The clock was ticking. Literally. I could hear it on the wall. Each second a reminder that time was running out. The evidence was here. The choice was here. But the window was closing.</w:t>
+      </w:r>
+    </w:p>
+    <w:p>
+      <w:r>
+        <w:t>I felt the pressure building. The kind of pressure that makes your chest tight. The kind that makes your hands shake. But I'd been here before. Not exactly here. But close enough. Close enough to know that hesitation was death.</w:t>
+      </w:r>
+    </w:p>
+    <w:p>
+      <w:r>
+        <w:t>My phone lit up. Victoria. 'The evidence room supervisor just received orders to destroy the files. You have two hours before they're incinerated. Your choice, Detective. Do you trust the system or do you trust me?'</w:t>
+      </w:r>
+    </w:p>
+    <w:p>
+      <w:r>
+        <w:t>I looked at Sarah. At the evidence. At the clock. Time was running out. The bureaucracy was protecting itself. I had to act now or lose everything.</w:t>
+      </w:r>
+    </w:p>
+    <w:p>
+      <w:r>
+        <w:t>My phone vibrated. Sarah. 'Jack, we have a problem. The FBI just got a warrant. They're moving in ten minutes. You need to decide now.' I looked at the evidence spread before me. The choice wasn't just about method. It was about survival. The system was closing in. Every second counted. I could hear sirens in the distance. Getting closer. 'They're five minutes out, Jack,' Sarah's voice was urgent. 'What do you want to do?' The weight of the moment pressed down on me. This was it. The point of no return. Whatever I chose next would define everything that came after. There was no going back. No second chances. I felt my heart hammering against my ribs. The old familiar rush of adrenaline. The one that came right before everything went to hell.</w:t>
+      </w:r>
+    </w:p>
+    <w:p>
+      <w:r>
+        <w:t>The phone vibrated. Sarah. 'Jack, we have a problem. The FBI just got a warrant. They're moving in ten minutes. You need to decide now.' I studied the evidence spread before me. The choice wasn't just about method. It was about survival. The system was closing in. Every second counted. I could hear sirens in the distance. Getting closer. 'They're five minutes out, Jack,' Sarah's voice was urgent. 'What do you want to do?' The weight of the moment pressed down on me. This was it. The point of no return. Whatever I chose next would define everything that came after. There was no going back. No second chances. I felt my heart hammering against my ribs. The old familiar rush of adrenaline. The one that came right before everything went to hell.</w:t>
       </w:r>
     </w:p>
     <w:p>
@@ -1865,6 +2045,26 @@
       </w:r>
     </w:p>
     <w:p>
+      <w:r>
+        <w:t>The rain hadn't let up. It drummed against the windows like a persistent accusation. I checked my watch. Time was running out. The city outside was a maze of shadows and secrets. Every corner held a potential threat. Every face could be an enemy.</w:t>
+      </w:r>
+    </w:p>
+    <w:p>
+      <w:r>
+        <w:t>I moved through the space carefully. My instincts were on high alert. Years of experience told me when something was wrong. Right now, everything felt wrong.</w:t>
+      </w:r>
+    </w:p>
+    <w:p>
+      <w:r>
+        <w:t>The rain hadn't let up. It drummed against the windows like a persistent accusation. I checked my watch. Time was running out. The city outside was a maze of shadows and secrets. Every corner held a potential threat. Every face could be an enemy. I moved through the space carefully. My instincts were on high alert. Years of experience told me when something was wrong. Right now, everything felt wrong. The silence was heavy. Too heavy. In my line of work, silence usually meant someone was waiting. Someone was watching. I kept my hand near my weapon. The old .38 felt familiar. Comfortable. Like an extension of my arm. I scanned the room. Looking for exits. Looking for threats. Looking for anything that didn't belong. My training kicked in. Muscle memory from three decades on the force.</w:t>
+      </w:r>
+    </w:p>
+    <w:p>
+      <w:r>
+        <w:t>The rain hadn't let up. It drummed against the windows like a persistent accusation. I checked my watch. Time was running out. The city outside was a maze of shadows and secrets. Every corner held a potential threat. Every face could be an enemy. I moved through the space carefully. My instincts were on high alert. Years of experience told me when something was wrong. Right now, everything felt wrong. The silence was heavy. Too heavy. In my line of work, silence usually meant someone was waiting. Someone was watching. I kept my hand near my weapon. The old .38 felt familiar. Comfortable. Like an extension of my arm. I scanned the room. Looking for exits. Looking for threats. Looking for anything that didn't belong. My training kicked in. Muscle memory from three decades on the force.</w:t>
+      </w:r>
+    </w:p>
+    <w:p>
       <w:pPr>
         <w:pBdr>
           <w:top w:space="0" w:sz="0" w:val="nil"/>
@@ -2044,6 +2244,21 @@
       </w:r>
     </w:p>
     <w:p>
+      <w:r>
+        <w:t>My phone buzzed again. Another message. Another complication. The web was tightening. I could feel it. Every choice narrowed my options. Every action had consequences I couldn't predict. But standing still wasn't an option either.</w:t>
+      </w:r>
+    </w:p>
+    <w:p>
+      <w:r>
+        <w:t>The clock was ticking. I could hear it in my head. A constant reminder that time was the one thing I couldn't get back. I had to act. I had to decide. Even if the decision was wrong.</w:t>
+      </w:r>
+    </w:p>
+    <w:p>
+      <w:r>
+        <w:t>The situation was getting complicated. Fast. Every move I made seemed to create three new problems. I was playing catch-up in a game where the rules kept changing. Victoria was always one step ahead. Always. I felt the weight of the decisions I'd made. The paths I'd chosen. Some had led here. Some had led to dead ends. But I couldn't go back. I could only move forward. Even if forward meant walking into a trap. My phone buzzed again. Another message. Another complication. The web was tightening. I could feel it. Every choice narrowed my options. Every action had consequences I couldn't predict. But standing still wasn't an option either. The clock was ticking. I could hear it in my head. A constant reminder that time was the one thing I couldn't get back. The situation was getting complicated. Fast. Every move I made seemed to create three new problems. I was playing catch-up in a game where the rules kept changing. Victoria was always one step ahead. Always. I felt the weight of the decisions I'd made. The paths I'd chosen. Some had led here. Some had led to dead ends. But I couldn't go back. I could only move forward. Even if forward meant walking into a trap. The phone buzzed again. Another message. Another complication. The web was tightening. I could feel it. Every choice narrowed my options. Every action had consequences I couldn't predict. But standing still wasn't an option either. The clock was ticking. I could hear it in my head. A constant reminder that time was the one thing I couldn't get back. The situation was getting complicated. Fast. Every move I made seemed to create three new problems. I was playing catch-up in a game where the rules kept changing. Victoria was always one step ahead. Always. I felt the weight of the decisions I'd made. The paths I'd chosen. Some had led here. Some had led</w:t>
+      </w:r>
+    </w:p>
+    <w:p>
       <w:pPr>
         <w:pBdr>
           <w:top w:space="0" w:sz="0" w:val="nil"/>
@@ -2204,6 +2419,31 @@
       </w:pPr>
       <w:r>
         <w:t>Margaret looked at the files. Teresa's face. The arson evidence. She saw the chilling parallel to her own terror. The victimhood was shared.</w:t>
+      </w:r>
+    </w:p>
+    <w:p>
+      <w:r>
+        <w:t>The clock was ticking. Literally. I could hear it on the wall. Each second a reminder that time was running out. The evidence was here. The choice was here. But the window was closing.</w:t>
+      </w:r>
+    </w:p>
+    <w:p>
+      <w:r>
+        <w:t>I felt the pressure building. The kind of pressure that makes your chest tight. The kind that makes your hands shake. But I'd been here before. Not exactly here. But close enough. Close enough to know that hesitation was death.</w:t>
+      </w:r>
+    </w:p>
+    <w:p>
+      <w:r>
+        <w:t>My phone lit up. Victoria. 'The evidence room supervisor just received orders to destroy the files. You have two hours before they're incinerated. Your choice, Detective. Do you trust the system or do you trust me?'</w:t>
+      </w:r>
+    </w:p>
+    <w:p>
+      <w:r>
+        <w:t>I looked at Sarah. At the evidence. At the clock. Time was running out. The bureaucracy was protecting itself. I had to act now or lose everything.</w:t>
+      </w:r>
+    </w:p>
+    <w:p>
+      <w:r>
+        <w:t>My phone vibrated. Sarah. 'Jack, we have a problem. The FBI just got a warrant. They're moving in ten minutes. You need to decide now.' I looked at the evidence spread before me. The choice wasn't just about method. It was about survival. The system was closing in. Every second counted. I could hear sirens in the distance. Getting closer. 'They're five minutes out, Jack,' Sarah's voice was urgent. 'What do you want to do?' The weight of the moment pressed down on me. This was it. The point of no return. Whatever I chose next would define everything that came after. There was no going back. No second chances. I felt my heart hammering against my ribs. The old familiar rush of adrenaline. The one that came right before everything went to hell. The phone vibrated. Sarah. 'Jack, we have a problem. The FBI just got a warrant. They're moving in ten minutes. You need to decide now.' I studied the evidence spread before me. The choice wasn't just about method. It was about survival. The system was closing in. Every second counted. I could hear sirens in the distance. Getting closer. 'They're five minutes out, Jack,' Sarah's voice was urgent. 'What do you want to do?' The weight of the moment pressed down on me. This was it. The point of no return. Whatever I chose</w:t>
       </w:r>
     </w:p>
     <w:p>
